--- a/Boss-Clinician-Engineering-Overview.docx
+++ b/Boss-Clinician-Engineering-Overview.docx
@@ -33,11 +33,10 @@
       </w:pPr>
       <w:r>
         <w:rPr>
-          <w:i/>
           <w:color w:val="555F6B"/>
           <w:sz w:val="19"/>
         </w:rPr>
-        <w:t>Audience: an engineer joining the project  ·  bossclinician.callsphere.site  ·  5-minute read</w:t>
+        <w:t>Audience: an engineer joining the project  ·  bossclinician.callsphere.site  ·  8-minute read  ·  revised 1 Sept 2026 after the Phase 0 audit</w:t>
       </w:r>
     </w:p>
     <w:p>
@@ -1009,6 +1008,742 @@
           <w:color w:val="5E35B1"/>
           <w:sz w:val="30"/>
         </w:rPr>
+        <w:t>6. Phase 0 — the audit, and what it changed</w:t>
+      </w:r>
+    </w:p>
+    <w:p>
+      <w:pPr>
+        <w:spacing w:after="160"/>
+      </w:pPr>
+      <w:r>
+        <w:rPr>
+          <w:sz w:val="22"/>
+        </w:rPr>
+        <w:t>On 1 September 2026 the whole admin was audited against the Kajabi feature-parity brief: thirteen parallel read-only passes over the code and the production database, checking every claim in the brief rather than taking it on trust. Ten defects had been found beforehand by hand-testing the live admin. All ten are now closed and deployed.</w:t>
+      </w:r>
+    </w:p>
+    <w:p>
+      <w:pPr>
+        <w:spacing w:after="200"/>
+      </w:pPr>
+      <w:r>
+        <w:rPr>
+          <w:sz w:val="22"/>
+        </w:rPr>
+        <w:t>The headline finding is worth carrying into any future work on this codebase: the platform is considerably more complete than it looks. Most of what reads as a missing feature is built, tested, and simply not connected to a screen — so the usual next step is to find the existing service and wire it up, not to write one.</w:t>
+      </w:r>
+    </w:p>
+    <w:p>
+      <w:pPr>
+        <w:spacing w:before="160" w:after="80"/>
+      </w:pPr>
+      <w:r>
+        <w:rPr>
+          <w:b/>
+          <w:sz w:val="21"/>
+        </w:rPr>
+        <w:t>The ten defects</w:t>
+      </w:r>
+    </w:p>
+    <w:tbl>
+      <w:tblPr>
+        <w:tblStyle w:val="TableGrid"/>
+        <w:tblW w:type="auto" w:w="0"/>
+        <w:tblLook w:firstColumn="1" w:firstRow="1" w:lastColumn="0" w:lastRow="0" w:noHBand="0" w:noVBand="1" w:val="04A0"/>
+      </w:tblPr>
+      <w:tblGrid>
+        <w:gridCol w:w="3264"/>
+        <w:gridCol w:w="3264"/>
+        <w:gridCol w:w="3264"/>
+      </w:tblGrid>
+      <w:tr>
+        <w:tc>
+          <w:tcPr>
+            <w:tcW w:type="dxa" w:w="3264"/>
+          </w:tcPr>
+          <w:p>
+            <w:r/>
+            <w:r>
+              <w:rPr>
+                <w:b/>
+                <w:sz w:val="20"/>
+              </w:rPr>
+              <w:t>What was reported</w:t>
+            </w:r>
+          </w:p>
+        </w:tc>
+        <w:tc>
+          <w:tcPr>
+            <w:tcW w:type="dxa" w:w="3264"/>
+          </w:tcPr>
+          <w:p>
+            <w:r/>
+            <w:r>
+              <w:rPr>
+                <w:b/>
+                <w:sz w:val="20"/>
+              </w:rPr>
+              <w:t>Status</w:t>
+            </w:r>
+          </w:p>
+        </w:tc>
+        <w:tc>
+          <w:tcPr>
+            <w:tcW w:type="dxa" w:w="3264"/>
+          </w:tcPr>
+          <w:p>
+            <w:r/>
+            <w:r>
+              <w:rPr>
+                <w:b/>
+                <w:sz w:val="20"/>
+              </w:rPr>
+              <w:t>What was actually true</w:t>
+            </w:r>
+          </w:p>
+        </w:tc>
+      </w:tr>
+      <w:tr>
+        <w:tc>
+          <w:tcPr>
+            <w:tcW w:type="dxa" w:w="3264"/>
+          </w:tcPr>
+          <w:p>
+            <w:r/>
+            <w:r>
+              <w:rPr>
+                <w:sz w:val="19"/>
+              </w:rPr>
+              <w:t>Subscriber counts disagreed across five screens</w:t>
+            </w:r>
+          </w:p>
+        </w:tc>
+        <w:tc>
+          <w:tcPr>
+            <w:tcW w:type="dxa" w:w="3264"/>
+          </w:tcPr>
+          <w:p>
+            <w:r/>
+            <w:r>
+              <w:rPr>
+                <w:sz w:val="19"/>
+              </w:rPr>
+              <w:t>Fixed — live</w:t>
+            </w:r>
+          </w:p>
+        </w:tc>
+        <w:tc>
+          <w:tcPr>
+            <w:tcW w:type="dxa" w:w="3264"/>
+          </w:tcPr>
+          <w:p>
+            <w:r/>
+            <w:r>
+              <w:rPr>
+                <w:sz w:val="19"/>
+              </w:rPr>
+              <w:t>Not a display bug. Five screens counted a legacy table that only the public newsletter box writes to, and so did the send path — so broadcasts could not go out at all. The correct rule already existed in the code, unused.</w:t>
+            </w:r>
+          </w:p>
+        </w:tc>
+      </w:tr>
+      <w:tr>
+        <w:tc>
+          <w:tcPr>
+            <w:tcW w:type="dxa" w:w="3264"/>
+          </w:tcPr>
+          <w:p>
+            <w:r/>
+            <w:r>
+              <w:rPr>
+                <w:sz w:val="19"/>
+              </w:rPr>
+              <w:t>Public form pages captured nothing usable</w:t>
+            </w:r>
+          </w:p>
+        </w:tc>
+        <w:tc>
+          <w:tcPr>
+            <w:tcW w:type="dxa" w:w="3264"/>
+          </w:tcPr>
+          <w:p>
+            <w:r/>
+            <w:r>
+              <w:rPr>
+                <w:sz w:val="19"/>
+              </w:rPr>
+              <w:t>Fixed — live</w:t>
+            </w:r>
+          </w:p>
+        </w:tc>
+        <w:tc>
+          <w:tcPr>
+            <w:tcW w:type="dxa" w:w="3264"/>
+          </w:tcPr>
+          <w:p>
+            <w:r/>
+            <w:r>
+              <w:rPr>
+                <w:sz w:val="19"/>
+              </w:rPr>
+              <w:t>The page always rendered whatever questions a form had; new forms were being created with none. The submit pipeline was genuinely absent — no contact, no tags, no sequence, no automation trigger. All now wired.</w:t>
+            </w:r>
+          </w:p>
+        </w:tc>
+      </w:tr>
+      <w:tr>
+        <w:tc>
+          <w:tcPr>
+            <w:tcW w:type="dxa" w:w="3264"/>
+          </w:tcPr>
+          <w:p>
+            <w:r/>
+            <w:r>
+              <w:rPr>
+                <w:sz w:val="19"/>
+              </w:rPr>
+              <w:t>Automations accepted unconfigured steps</w:t>
+            </w:r>
+          </w:p>
+        </w:tc>
+        <w:tc>
+          <w:tcPr>
+            <w:tcW w:type="dxa" w:w="3264"/>
+          </w:tcPr>
+          <w:p>
+            <w:r/>
+            <w:r>
+              <w:rPr>
+                <w:sz w:val="19"/>
+              </w:rPr>
+              <w:t>Fixed — live</w:t>
+            </w:r>
+          </w:p>
+        </w:tc>
+        <w:tc>
+          <w:tcPr>
+            <w:tcW w:type="dxa" w:w="3264"/>
+          </w:tcPr>
+          <w:p>
+            <w:r/>
+            <w:r>
+              <w:rPr>
+                <w:sz w:val="19"/>
+              </w:rPr>
+              <w:t>Confirmed at all four gates. The practice run also skipped the automation's own conditions, so it reported “Ran fine” for an automation that would have skipped every real trigger.</w:t>
+            </w:r>
+          </w:p>
+        </w:tc>
+      </w:tr>
+      <w:tr>
+        <w:tc>
+          <w:tcPr>
+            <w:tcW w:type="dxa" w:w="3264"/>
+          </w:tcPr>
+          <w:p>
+            <w:r/>
+            <w:r>
+              <w:rPr>
+                <w:sz w:val="19"/>
+              </w:rPr>
+              <w:t>Event times were shifted by three hours</w:t>
+            </w:r>
+          </w:p>
+        </w:tc>
+        <w:tc>
+          <w:tcPr>
+            <w:tcW w:type="dxa" w:w="3264"/>
+          </w:tcPr>
+          <w:p>
+            <w:r/>
+            <w:r>
+              <w:rPr>
+                <w:sz w:val="19"/>
+              </w:rPr>
+              <w:t>Fixed — live</w:t>
+            </w:r>
+          </w:p>
+        </w:tc>
+        <w:tc>
+          <w:tcPr>
+            <w:tcW w:type="dxa" w:w="3264"/>
+          </w:tcPr>
+          <w:p>
+            <w:r/>
+            <w:r>
+              <w:rPr>
+                <w:sz w:val="19"/>
+              </w:rPr>
+              <w:t>Stored times were always correct. One date formatter asked for an option combination the browser rejects, so it fell back to the viewer's own timezone. The time changed depending on who was looking.</w:t>
+            </w:r>
+          </w:p>
+        </w:tc>
+      </w:tr>
+      <w:tr>
+        <w:tc>
+          <w:tcPr>
+            <w:tcW w:type="dxa" w:w="3264"/>
+          </w:tcPr>
+          <w:p>
+            <w:r/>
+            <w:r>
+              <w:rPr>
+                <w:sz w:val="19"/>
+              </w:rPr>
+              <w:t>Plans could not be edited and granted nothing</w:t>
+            </w:r>
+          </w:p>
+        </w:tc>
+        <w:tc>
+          <w:tcPr>
+            <w:tcW w:type="dxa" w:w="3264"/>
+          </w:tcPr>
+          <w:p>
+            <w:r/>
+            <w:r>
+              <w:rPr>
+                <w:sz w:val="19"/>
+              </w:rPr>
+              <w:t>Fixed — live</w:t>
+            </w:r>
+          </w:p>
+        </w:tc>
+        <w:tc>
+          <w:tcPr>
+            <w:tcW w:type="dxa" w:w="3264"/>
+          </w:tcPr>
+          <w:p>
+            <w:r/>
+            <w:r>
+              <w:rPr>
+                <w:sz w:val="19"/>
+              </w:rPr>
+              <w:t>The update endpoint and its client call both existed with no caller. Plans can now be edited, and the community entitlement that already worked end-to-end is reachable for the first time.</w:t>
+            </w:r>
+          </w:p>
+        </w:tc>
+      </w:tr>
+      <w:tr>
+        <w:tc>
+          <w:tcPr>
+            <w:tcW w:type="dxa" w:w="3264"/>
+          </w:tcPr>
+          <w:p>
+            <w:r/>
+            <w:r>
+              <w:rPr>
+                <w:sz w:val="19"/>
+              </w:rPr>
+              <w:t>Course sections could not be renamed or dripped</w:t>
+            </w:r>
+          </w:p>
+        </w:tc>
+        <w:tc>
+          <w:tcPr>
+            <w:tcW w:type="dxa" w:w="3264"/>
+          </w:tcPr>
+          <w:p>
+            <w:r/>
+            <w:r>
+              <w:rPr>
+                <w:sz w:val="19"/>
+              </w:rPr>
+              <w:t>Fixed — live</w:t>
+            </w:r>
+          </w:p>
+        </w:tc>
+        <w:tc>
+          <w:tcPr>
+            <w:tcW w:type="dxa" w:w="3264"/>
+          </w:tcPr>
+          <w:p>
+            <w:r/>
+            <w:r>
+              <w:rPr>
+                <w:sz w:val="19"/>
+              </w:rPr>
+              <w:t>The drip engine was complete and tested; two field lists were silently discarding every value on the way in. Sections can now be renamed, reordered and scheduled.</w:t>
+            </w:r>
+          </w:p>
+        </w:tc>
+      </w:tr>
+      <w:tr>
+        <w:tc>
+          <w:tcPr>
+            <w:tcW w:type="dxa" w:w="3264"/>
+          </w:tcPr>
+          <w:p>
+            <w:r/>
+            <w:r>
+              <w:rPr>
+                <w:sz w:val="19"/>
+              </w:rPr>
+              <w:t>The form editor lost unsaved work</w:t>
+            </w:r>
+          </w:p>
+        </w:tc>
+        <w:tc>
+          <w:tcPr>
+            <w:tcW w:type="dxa" w:w="3264"/>
+          </w:tcPr>
+          <w:p>
+            <w:r/>
+            <w:r>
+              <w:rPr>
+                <w:sz w:val="19"/>
+              </w:rPr>
+              <w:t>Fixed — live</w:t>
+            </w:r>
+          </w:p>
+        </w:tc>
+        <w:tc>
+          <w:tcPr>
+            <w:tcW w:type="dxa" w:w="3264"/>
+          </w:tcPr>
+          <w:p>
+            <w:r/>
+            <w:r>
+              <w:rPr>
+                <w:sz w:val="19"/>
+              </w:rPr>
+              <w:t>Mostly a false alarm — unsaved-state tracking and a leave warning both existed. What was missing was a guard on browser refresh and on sidebar navigation.</w:t>
+            </w:r>
+          </w:p>
+        </w:tc>
+      </w:tr>
+      <w:tr>
+        <w:tc>
+          <w:tcPr>
+            <w:tcW w:type="dxa" w:w="3264"/>
+          </w:tcPr>
+          <w:p>
+            <w:r/>
+            <w:r>
+              <w:rPr>
+                <w:sz w:val="19"/>
+              </w:rPr>
+              <w:t>“Send me a test email” gave no feedback</w:t>
+            </w:r>
+          </w:p>
+        </w:tc>
+        <w:tc>
+          <w:tcPr>
+            <w:tcW w:type="dxa" w:w="3264"/>
+          </w:tcPr>
+          <w:p>
+            <w:r/>
+            <w:r>
+              <w:rPr>
+                <w:sz w:val="19"/>
+              </w:rPr>
+              <w:t>Fixed — live</w:t>
+            </w:r>
+          </w:p>
+        </w:tc>
+        <w:tc>
+          <w:tcPr>
+            <w:tcW w:type="dxa" w:w="3264"/>
+          </w:tcPr>
+          <w:p>
+            <w:r/>
+            <w:r>
+              <w:rPr>
+                <w:sz w:val="19"/>
+              </w:rPr>
+              <w:t>It reported success without ever checking. The one button whose job is to tell you the truth about email could only say yes. It now reports the mail server's own answer.</w:t>
+            </w:r>
+          </w:p>
+        </w:tc>
+      </w:tr>
+      <w:tr>
+        <w:tc>
+          <w:tcPr>
+            <w:tcW w:type="dxa" w:w="3264"/>
+          </w:tcPr>
+          <w:p>
+            <w:r/>
+            <w:r>
+              <w:rPr>
+                <w:sz w:val="19"/>
+              </w:rPr>
+              <w:t>A community page showed a loading error</w:t>
+            </w:r>
+          </w:p>
+        </w:tc>
+        <w:tc>
+          <w:tcPr>
+            <w:tcW w:type="dxa" w:w="3264"/>
+          </w:tcPr>
+          <w:p>
+            <w:r/>
+            <w:r>
+              <w:rPr>
+                <w:sz w:val="19"/>
+              </w:rPr>
+              <w:t>Fixed — live</w:t>
+            </w:r>
+          </w:p>
+        </w:tc>
+        <w:tc>
+          <w:tcPr>
+            <w:tcW w:type="dxa" w:w="3264"/>
+          </w:tcPr>
+          <w:p>
+            <w:r/>
+            <w:r>
+              <w:rPr>
+                <w:sz w:val="19"/>
+              </w:rPr>
+              <w:t>That community had been deleted. The server said so correctly; the screen discarded the answer and suggested refreshing, which could never help.</w:t>
+            </w:r>
+          </w:p>
+        </w:tc>
+      </w:tr>
+      <w:tr>
+        <w:tc>
+          <w:tcPr>
+            <w:tcW w:type="dxa" w:w="3264"/>
+          </w:tcPr>
+          <w:p>
+            <w:r/>
+            <w:r>
+              <w:rPr>
+                <w:sz w:val="19"/>
+              </w:rPr>
+              <w:t>Saving a new offer failed silently</w:t>
+            </w:r>
+          </w:p>
+        </w:tc>
+        <w:tc>
+          <w:tcPr>
+            <w:tcW w:type="dxa" w:w="3264"/>
+          </w:tcPr>
+          <w:p>
+            <w:r/>
+            <w:r>
+              <w:rPr>
+                <w:sz w:val="19"/>
+              </w:rPr>
+              <w:t>No fix needed</w:t>
+            </w:r>
+          </w:p>
+        </w:tc>
+        <w:tc>
+          <w:tcPr>
+            <w:tcW w:type="dxa" w:w="3264"/>
+          </w:tcPr>
+          <w:p>
+            <w:r/>
+            <w:r>
+              <w:rPr>
+                <w:sz w:val="19"/>
+              </w:rPr>
+              <w:t>Not reproducible. The inline error, the tab switch and the warning message are all present and shipping. Most likely a stale browser cache.</w:t>
+            </w:r>
+          </w:p>
+        </w:tc>
+      </w:tr>
+    </w:tbl>
+    <w:p>
+      <w:pPr>
+        <w:spacing w:after="160"/>
+      </w:pPr>
+    </w:p>
+    <w:p>
+      <w:pPr>
+        <w:spacing w:before="160" w:after="80"/>
+      </w:pPr>
+      <w:r>
+        <w:rPr>
+          <w:b/>
+          <w:sz w:val="21"/>
+        </w:rPr>
+        <w:t>Two bugs nobody had reported</w:t>
+      </w:r>
+    </w:p>
+    <w:p>
+      <w:pPr>
+        <w:pStyle w:val="ListBullet"/>
+        <w:spacing w:after="60"/>
+      </w:pPr>
+      <w:r>
+        <w:rPr>
+          <w:b/>
+        </w:rPr>
+        <w:t xml:space="preserve">A stored cross-site-scripting hole. </w:t>
+      </w:r>
+      <w:r>
+        <w:t>A form's redirect address was never checked, so a script URL saved in the form builder would have run in the browser of every visitor who submitted that form. Now validated.</w:t>
+      </w:r>
+    </w:p>
+    <w:p>
+      <w:pPr>
+        <w:pStyle w:val="ListBullet"/>
+        <w:spacing w:after="60"/>
+      </w:pPr>
+      <w:r>
+        <w:rPr>
+          <w:b/>
+        </w:rPr>
+        <w:t xml:space="preserve">Every video lesson was showing as plain text. </w:t>
+      </w:r>
+      <w:r>
+        <w:t>The player decides what to render from a column the admin had no way to write, so it stayed on its default of “notes”. Any video lesson built in the admin appeared to students with no player at all.</w:t>
+      </w:r>
+    </w:p>
+    <w:p>
+      <w:pPr>
+        <w:spacing w:before="160" w:after="80"/>
+      </w:pPr>
+      <w:r>
+        <w:rPr>
+          <w:b/>
+          <w:sz w:val="21"/>
+        </w:rPr>
+        <w:t>What the audit corrected about our own assumptions</w:t>
+      </w:r>
+    </w:p>
+    <w:p>
+      <w:pPr>
+        <w:spacing w:after="120"/>
+      </w:pPr>
+      <w:r>
+        <w:rPr>
+          <w:sz w:val="22"/>
+        </w:rPr>
+        <w:t>Nine claims in the parity brief turned out to be wrong, and they are the expensive kind of wrong — each one would have led to rebuilding something that already exists. The largest:</w:t>
+      </w:r>
+    </w:p>
+    <w:p>
+      <w:pPr>
+        <w:pStyle w:val="ListBullet"/>
+        <w:spacing w:after="60"/>
+      </w:pPr>
+      <w:r>
+        <w:rPr>
+          <w:b/>
+        </w:rPr>
+        <w:t xml:space="preserve">Coaching is not “just a Calendly link.” </w:t>
+      </w:r>
+      <w:r>
+        <w:t>There is a full booking engine — daylight-saving-correct slot maths, double-booking prevention, a session-credit ledger, a member booking flow, 45 passing tests. Its admin API exists but was never connected to the app, so all nine of its endpoints currently answer “not found”.</w:t>
+      </w:r>
+    </w:p>
+    <w:p>
+      <w:pPr>
+        <w:pStyle w:val="ListBullet"/>
+        <w:spacing w:after="60"/>
+      </w:pPr>
+      <w:r>
+        <w:rPr>
+          <w:b/>
+        </w:rPr>
+        <w:t xml:space="preserve">There is a customer billing portal. </w:t>
+      </w:r>
+      <w:r>
+        <w:t>Twelve endpoints and a full screen: invoices, receipts, card updates, pause, cancel and resume.</w:t>
+      </w:r>
+    </w:p>
+    <w:p>
+      <w:pPr>
+        <w:pStyle w:val="ListBullet"/>
+        <w:spacing w:after="60"/>
+      </w:pPr>
+      <w:r>
+        <w:rPr>
+          <w:b/>
+        </w:rPr>
+        <w:t xml:space="preserve">Admin two-factor authentication is built, </w:t>
+      </w:r>
+      <w:r>
+        <w:t>including enforcement at login. It is held shut by a single feature flag and a missing code box on the sign-in screen.</w:t>
+      </w:r>
+    </w:p>
+    <w:p>
+      <w:pPr>
+        <w:pStyle w:val="ListBullet"/>
+        <w:spacing w:after="60"/>
+      </w:pPr>
+      <w:r>
+        <w:rPr>
+          <w:b/>
+        </w:rPr>
+        <w:t xml:space="preserve">Scheduled sending already runs </w:t>
+      </w:r>
+      <w:r>
+        <w:t>every five minutes in production. It needs a date picker, not an engine.</w:t>
+      </w:r>
+    </w:p>
+    <w:p>
+      <w:pPr>
+        <w:pStyle w:val="ListBullet"/>
+        <w:spacing w:after="60"/>
+      </w:pPr>
+      <w:r>
+        <w:rPr>
+          <w:b/>
+        </w:rPr>
+        <w:t xml:space="preserve">The admin is not purple. </w:t>
+      </w:r>
+      <w:r>
+        <w:t>Phase 2 assumes a lavender theme that no longer exists; the admin already shares the public site's near-black and gold. The remaining complaint is one accent colour and one gradient.</w:t>
+      </w:r>
+    </w:p>
+    <w:p>
+      <w:pPr>
+        <w:spacing w:before="160" w:after="80"/>
+      </w:pPr>
+      <w:r>
+        <w:rPr>
+          <w:b/>
+          <w:sz w:val="21"/>
+        </w:rPr>
+        <w:t>Where the work stands</w:t>
+      </w:r>
+    </w:p>
+    <w:p>
+      <w:pPr>
+        <w:spacing w:after="120"/>
+      </w:pPr>
+      <w:r>
+        <w:rPr>
+          <w:sz w:val="22"/>
+        </w:rPr>
+        <w:t>Phase 0 is complete and deployed. Automated tests went from 470 to 557 on the backend, and the frontend has a test suite for the first time. The post-deploy smoke test passes 17 of 18, the one failure being 92 dead jobs from mid-August that pre-date this work and are already understood.</w:t>
+      </w:r>
+    </w:p>
+    <w:p>
+      <w:pPr>
+        <w:spacing w:after="120"/>
+      </w:pPr>
+      <w:r>
+        <w:rPr>
+          <w:sz w:val="22"/>
+        </w:rPr>
+        <w:t>Phases 1 and 2 have not been started. The audit produced a ranked list of what is genuinely missing versus merely unwired, and the cheapest high-value items are all wiring: connecting the coaching availability API, opening two-factor authentication, adding a date picker to scheduled sends, and surfacing the endpoints that already exist for affiliate leaderboards, media renaming and per-person data export.</w:t>
+      </w:r>
+    </w:p>
+    <w:p>
+      <w:pPr>
+        <w:spacing w:after="200"/>
+      </w:pPr>
+      <w:r>
+        <w:rPr>
+          <w:sz w:val="22"/>
+        </w:rPr>
+        <w:t>A caution for whoever picks this up: a number of database columns are written by nothing, or read by nothing, and a screen that looks finished may be sitting on one. Eleven of the thirteen webhook events the integrations screen advertises are never actually sent, and fifteen of the eighteen automation triggers are never fired. Check that a trigger has a sender before building on it.</w:t>
+      </w:r>
+    </w:p>
+    <w:p>
+      <w:pPr>
+        <w:spacing w:before="300" w:after="100"/>
+      </w:pPr>
+      <w:r>
+        <w:rPr>
+          <w:b/>
+          <w:color w:val="5E35B1"/>
+          <w:sz w:val="30"/>
+        </w:rPr>
         <w:t>Appendix — diagram source (Mermaid)</w:t>
       </w:r>
     </w:p>
